--- a/Таблица истинности для асинхронного RS.docx
+++ b/Таблица истинности для асинхронного RS.docx
@@ -4,7 +4,10 @@
   <w:body>
     <w:p>
       <w:r>
-        <w:t>Таблица истинности для асин</w:t>
+        <w:t xml:space="preserve">Таблица истинности для </w:t>
+      </w:r>
+      <w:r>
+        <w:t>син</w:t>
       </w:r>
       <w:r>
         <w:t>х</w:t>
@@ -16,13 +19,13 @@
         <w:rPr>
           <w:lang w:val="en-US"/>
         </w:rPr>
-        <w:t>RS</w:t>
+        <w:t>D</w:t>
       </w:r>
       <w:r>
         <w:t xml:space="preserve">- </w:t>
       </w:r>
       <w:r>
-        <w:t>триггера, управляемого единицами</w:t>
+        <w:t>триггера</w:t>
       </w:r>
     </w:p>
     <w:tbl>
@@ -36,7 +39,6 @@
         <w:gridCol w:w="1869"/>
         <w:gridCol w:w="1869"/>
         <w:gridCol w:w="1869"/>
-        <w:gridCol w:w="1869"/>
       </w:tblGrid>
       <w:tr>
         <w:tc>
@@ -53,25 +55,25 @@
               <w:rPr>
                 <w:lang w:val="en-US"/>
               </w:rPr>
-              <w:t>S</w:t>
-            </w:r>
-          </w:p>
-        </w:tc>
-        <w:tc>
-          <w:tcPr>
-            <w:tcW w:w="1869" w:type="dxa"/>
-          </w:tcPr>
-          <w:p>
-            <w:pPr>
-              <w:rPr>
-                <w:lang w:val="en-US"/>
-              </w:rPr>
-            </w:pPr>
-            <w:r>
-              <w:rPr>
-                <w:lang w:val="en-US"/>
-              </w:rPr>
-              <w:t>R</w:t>
+              <w:t>D</w:t>
+            </w:r>
+          </w:p>
+        </w:tc>
+        <w:tc>
+          <w:tcPr>
+            <w:tcW w:w="1869" w:type="dxa"/>
+          </w:tcPr>
+          <w:p>
+            <w:pPr>
+              <w:rPr>
+                <w:lang w:val="en-US"/>
+              </w:rPr>
+            </w:pPr>
+            <w:r>
+              <w:rPr>
+                <w:lang w:val="en-US"/>
+              </w:rPr>
+              <w:t>C</w:t>
             </w:r>
           </w:p>
         </w:tc>
@@ -109,26 +111,6 @@
               </w:rPr>
               <w:t>Q(t+1)</w:t>
             </w:r>
-          </w:p>
-        </w:tc>
-        <w:tc>
-          <w:tcPr>
-            <w:tcW w:w="1869" w:type="dxa"/>
-          </w:tcPr>
-          <w:p>
-            <w:pPr>
-              <w:rPr>
-                <w:lang w:val="en-US"/>
-              </w:rPr>
-            </w:pPr>
-            <w:proofErr w:type="spellStart"/>
-            <w:r>
-              <w:rPr>
-                <w:lang w:val="en-US"/>
-              </w:rPr>
-              <w:t>комментарий</w:t>
-            </w:r>
-            <w:proofErr w:type="spellEnd"/>
           </w:p>
         </w:tc>
       </w:tr>
@@ -147,72 +129,61 @@
               <w:rPr>
                 <w:lang w:val="en-US"/>
               </w:rPr>
-              <w:t>0</w:t>
-            </w:r>
-          </w:p>
-        </w:tc>
-        <w:tc>
-          <w:tcPr>
-            <w:tcW w:w="1869" w:type="dxa"/>
-          </w:tcPr>
-          <w:p>
-            <w:pPr>
-              <w:rPr>
-                <w:lang w:val="en-US"/>
-              </w:rPr>
-            </w:pPr>
-            <w:r>
-              <w:rPr>
-                <w:lang w:val="en-US"/>
-              </w:rPr>
-              <w:t>0</w:t>
-            </w:r>
-          </w:p>
-        </w:tc>
-        <w:tc>
-          <w:tcPr>
-            <w:tcW w:w="1869" w:type="dxa"/>
-          </w:tcPr>
-          <w:p>
-            <w:pPr>
-              <w:rPr>
-                <w:lang w:val="en-US"/>
-              </w:rPr>
-            </w:pPr>
-            <w:r>
-              <w:rPr>
-                <w:lang w:val="en-US"/>
-              </w:rPr>
-              <w:t>0</w:t>
-            </w:r>
-          </w:p>
-        </w:tc>
-        <w:tc>
-          <w:tcPr>
-            <w:tcW w:w="1869" w:type="dxa"/>
-          </w:tcPr>
-          <w:p>
-            <w:pPr>
-              <w:rPr>
-                <w:lang w:val="en-US"/>
-              </w:rPr>
-            </w:pPr>
-            <w:r>
-              <w:rPr>
-                <w:lang w:val="en-US"/>
-              </w:rPr>
-              <w:t>0</w:t>
-            </w:r>
-          </w:p>
-        </w:tc>
-        <w:tc>
-          <w:tcPr>
-            <w:tcW w:w="1869" w:type="dxa"/>
-            <w:vMerge w:val="restart"/>
-          </w:tcPr>
-          <w:p>
-            <w:r>
-              <w:t>Режим хранения информации</w:t>
+              <w:t>*</w:t>
+            </w:r>
+          </w:p>
+        </w:tc>
+        <w:tc>
+          <w:tcPr>
+            <w:tcW w:w="1869" w:type="dxa"/>
+          </w:tcPr>
+          <w:p>
+            <w:pPr>
+              <w:rPr>
+                <w:lang w:val="en-US"/>
+              </w:rPr>
+            </w:pPr>
+            <w:r>
+              <w:rPr>
+                <w:lang w:val="en-US"/>
+              </w:rPr>
+              <w:t>0</w:t>
+            </w:r>
+          </w:p>
+        </w:tc>
+        <w:tc>
+          <w:tcPr>
+            <w:tcW w:w="1869" w:type="dxa"/>
+          </w:tcPr>
+          <w:p>
+            <w:pPr>
+              <w:rPr>
+                <w:lang w:val="en-US"/>
+              </w:rPr>
+            </w:pPr>
+            <w:r>
+              <w:rPr>
+                <w:lang w:val="en-US"/>
+              </w:rPr>
+              <w:t>0</w:t>
+            </w:r>
+          </w:p>
+        </w:tc>
+        <w:tc>
+          <w:tcPr>
+            <w:tcW w:w="1869" w:type="dxa"/>
+          </w:tcPr>
+          <w:p>
+            <w:pPr>
+              <w:rPr>
+                <w:lang w:val="en-US"/>
+              </w:rPr>
+            </w:pPr>
+            <w:r>
+              <w:rPr>
+                <w:lang w:val="en-US"/>
+              </w:rPr>
+              <w:t>0</w:t>
             </w:r>
           </w:p>
         </w:tc>
@@ -224,46 +195,47 @@
           </w:tcPr>
           <w:p>
             <w:r>
-              <w:t>0</w:t>
-            </w:r>
-          </w:p>
-        </w:tc>
-        <w:tc>
-          <w:tcPr>
-            <w:tcW w:w="1869" w:type="dxa"/>
-          </w:tcPr>
-          <w:p>
-            <w:r>
-              <w:t>0</w:t>
-            </w:r>
-          </w:p>
-        </w:tc>
-        <w:tc>
-          <w:tcPr>
-            <w:tcW w:w="1869" w:type="dxa"/>
-          </w:tcPr>
-          <w:p>
-            <w:r>
-              <w:t>1</w:t>
-            </w:r>
-          </w:p>
-        </w:tc>
-        <w:tc>
-          <w:tcPr>
-            <w:tcW w:w="1869" w:type="dxa"/>
-          </w:tcPr>
-          <w:p>
-            <w:r>
-              <w:t>1</w:t>
-            </w:r>
-          </w:p>
-        </w:tc>
-        <w:tc>
-          <w:tcPr>
-            <w:tcW w:w="1869" w:type="dxa"/>
-            <w:vMerge/>
-          </w:tcPr>
-          <w:p/>
+              <w:t>*</w:t>
+            </w:r>
+          </w:p>
+        </w:tc>
+        <w:tc>
+          <w:tcPr>
+            <w:tcW w:w="1869" w:type="dxa"/>
+          </w:tcPr>
+          <w:p>
+            <w:pPr>
+              <w:rPr>
+                <w:lang w:val="en-US"/>
+              </w:rPr>
+            </w:pPr>
+            <w:r>
+              <w:rPr>
+                <w:lang w:val="en-US"/>
+              </w:rPr>
+              <w:t>1</w:t>
+            </w:r>
+          </w:p>
+        </w:tc>
+        <w:tc>
+          <w:tcPr>
+            <w:tcW w:w="1869" w:type="dxa"/>
+          </w:tcPr>
+          <w:p>
+            <w:r>
+              <w:t>1</w:t>
+            </w:r>
+          </w:p>
+        </w:tc>
+        <w:tc>
+          <w:tcPr>
+            <w:tcW w:w="1869" w:type="dxa"/>
+          </w:tcPr>
+          <w:p>
+            <w:r>
+              <w:t>1</w:t>
+            </w:r>
+          </w:p>
         </w:tc>
       </w:tr>
       <w:tr>
@@ -282,39 +254,39 @@
             <w:tcW w:w="1869" w:type="dxa"/>
           </w:tcPr>
           <w:p>
-            <w:r>
-              <w:t>0</w:t>
-            </w:r>
-          </w:p>
-        </w:tc>
-        <w:tc>
-          <w:tcPr>
-            <w:tcW w:w="1869" w:type="dxa"/>
-          </w:tcPr>
-          <w:p>
-            <w:r>
-              <w:t>1</w:t>
-            </w:r>
-          </w:p>
-        </w:tc>
-        <w:tc>
-          <w:tcPr>
-            <w:tcW w:w="1869" w:type="dxa"/>
-          </w:tcPr>
-          <w:p>
-            <w:r>
-              <w:t>1</w:t>
-            </w:r>
-          </w:p>
-        </w:tc>
-        <w:tc>
-          <w:tcPr>
-            <w:tcW w:w="1869" w:type="dxa"/>
-            <w:vMerge w:val="restart"/>
-          </w:tcPr>
-          <w:p>
-            <w:r>
-              <w:t>Установка 1</w:t>
+            <w:pPr>
+              <w:rPr>
+                <w:lang w:val="en-US"/>
+              </w:rPr>
+            </w:pPr>
+            <w:r>
+              <w:t>0</w:t>
+            </w:r>
+            <w:r>
+              <w:rPr>
+                <w:lang w:val="en-US"/>
+              </w:rPr>
+              <w:t>-&gt;1</w:t>
+            </w:r>
+          </w:p>
+        </w:tc>
+        <w:tc>
+          <w:tcPr>
+            <w:tcW w:w="1869" w:type="dxa"/>
+          </w:tcPr>
+          <w:p>
+            <w:r>
+              <w:t>*</w:t>
+            </w:r>
+          </w:p>
+        </w:tc>
+        <w:tc>
+          <w:tcPr>
+            <w:tcW w:w="1869" w:type="dxa"/>
+          </w:tcPr>
+          <w:p>
+            <w:r>
+              <w:t>0</w:t>
             </w:r>
           </w:p>
         </w:tc>
@@ -335,37 +307,41 @@
             <w:tcW w:w="1869" w:type="dxa"/>
           </w:tcPr>
           <w:p>
-            <w:r>
-              <w:t>0</w:t>
-            </w:r>
-          </w:p>
-        </w:tc>
-        <w:tc>
-          <w:tcPr>
-            <w:tcW w:w="1869" w:type="dxa"/>
-          </w:tcPr>
-          <w:p>
-            <w:r>
-              <w:t>0</w:t>
-            </w:r>
-          </w:p>
-        </w:tc>
-        <w:tc>
-          <w:tcPr>
-            <w:tcW w:w="1869" w:type="dxa"/>
-          </w:tcPr>
-          <w:p>
-            <w:r>
-              <w:t>1</w:t>
-            </w:r>
-          </w:p>
-        </w:tc>
-        <w:tc>
-          <w:tcPr>
-            <w:tcW w:w="1869" w:type="dxa"/>
-            <w:vMerge/>
-          </w:tcPr>
-          <w:p/>
+            <w:pPr>
+              <w:rPr>
+                <w:lang w:val="en-US"/>
+              </w:rPr>
+            </w:pPr>
+            <w:r>
+              <w:t>0</w:t>
+            </w:r>
+            <w:r>
+              <w:rPr>
+                <w:lang w:val="en-US"/>
+              </w:rPr>
+              <w:t>-&gt;1</w:t>
+            </w:r>
+          </w:p>
+        </w:tc>
+        <w:tc>
+          <w:tcPr>
+            <w:tcW w:w="1869" w:type="dxa"/>
+          </w:tcPr>
+          <w:p>
+            <w:r>
+              <w:t>*</w:t>
+            </w:r>
+          </w:p>
+        </w:tc>
+        <w:tc>
+          <w:tcPr>
+            <w:tcW w:w="1869" w:type="dxa"/>
+          </w:tcPr>
+          <w:p>
+            <w:r>
+              <w:t>1</w:t>
+            </w:r>
+          </w:p>
         </w:tc>
       </w:tr>
       <w:tr>
@@ -384,39 +360,39 @@
             <w:tcW w:w="1869" w:type="dxa"/>
           </w:tcPr>
           <w:p>
-            <w:r>
-              <w:t>1</w:t>
-            </w:r>
-          </w:p>
-        </w:tc>
-        <w:tc>
-          <w:tcPr>
-            <w:tcW w:w="1869" w:type="dxa"/>
-          </w:tcPr>
-          <w:p>
-            <w:r>
-              <w:t>0</w:t>
-            </w:r>
-          </w:p>
-        </w:tc>
-        <w:tc>
-          <w:tcPr>
-            <w:tcW w:w="1869" w:type="dxa"/>
-          </w:tcPr>
-          <w:p>
-            <w:r>
-              <w:t>0</w:t>
-            </w:r>
-          </w:p>
-        </w:tc>
-        <w:tc>
-          <w:tcPr>
-            <w:tcW w:w="1869" w:type="dxa"/>
-            <w:vMerge w:val="restart"/>
-          </w:tcPr>
-          <w:p>
-            <w:r>
-              <w:t>сброс</w:t>
+            <w:pPr>
+              <w:rPr>
+                <w:lang w:val="en-US"/>
+              </w:rPr>
+            </w:pPr>
+            <w:r>
+              <w:t>1</w:t>
+            </w:r>
+            <w:r>
+              <w:rPr>
+                <w:lang w:val="en-US"/>
+              </w:rPr>
+              <w:t>-&gt;0</w:t>
+            </w:r>
+          </w:p>
+        </w:tc>
+        <w:tc>
+          <w:tcPr>
+            <w:tcW w:w="1869" w:type="dxa"/>
+          </w:tcPr>
+          <w:p>
+            <w:r>
+              <w:t>0</w:t>
+            </w:r>
+          </w:p>
+        </w:tc>
+        <w:tc>
+          <w:tcPr>
+            <w:tcW w:w="1869" w:type="dxa"/>
+          </w:tcPr>
+          <w:p>
+            <w:r>
+              <w:t>0</w:t>
             </w:r>
           </w:p>
         </w:tc>
@@ -437,171 +413,60 @@
             <w:tcW w:w="1869" w:type="dxa"/>
           </w:tcPr>
           <w:p>
-            <w:r>
-              <w:t>1</w:t>
-            </w:r>
-          </w:p>
-        </w:tc>
-        <w:tc>
-          <w:tcPr>
-            <w:tcW w:w="1869" w:type="dxa"/>
-          </w:tcPr>
-          <w:p>
-            <w:r>
-              <w:t>1</w:t>
-            </w:r>
-          </w:p>
-        </w:tc>
-        <w:tc>
-          <w:tcPr>
-            <w:tcW w:w="1869" w:type="dxa"/>
-          </w:tcPr>
-          <w:p>
-            <w:r>
-              <w:t>0</w:t>
-            </w:r>
-          </w:p>
-        </w:tc>
-        <w:tc>
-          <w:tcPr>
-            <w:tcW w:w="1869" w:type="dxa"/>
-            <w:vMerge/>
-          </w:tcPr>
-          <w:p/>
-        </w:tc>
-      </w:tr>
-      <w:tr>
-        <w:tc>
-          <w:tcPr>
-            <w:tcW w:w="1869" w:type="dxa"/>
-          </w:tcPr>
-          <w:p>
-            <w:r>
-              <w:t>1</w:t>
-            </w:r>
-          </w:p>
-        </w:tc>
-        <w:tc>
-          <w:tcPr>
-            <w:tcW w:w="1869" w:type="dxa"/>
-          </w:tcPr>
-          <w:p>
-            <w:r>
-              <w:t>1</w:t>
-            </w:r>
-          </w:p>
-        </w:tc>
-        <w:tc>
-          <w:tcPr>
-            <w:tcW w:w="1869" w:type="dxa"/>
-          </w:tcPr>
-          <w:p>
-            <w:r>
-              <w:t>0</w:t>
-            </w:r>
-          </w:p>
-        </w:tc>
-        <w:tc>
-          <w:tcPr>
-            <w:tcW w:w="1869" w:type="dxa"/>
-          </w:tcPr>
-          <w:p>
-            <w:r>
-              <w:t>X</w:t>
-            </w:r>
-          </w:p>
-        </w:tc>
-        <w:tc>
-          <w:tcPr>
-            <w:tcW w:w="1869" w:type="dxa"/>
-            <w:vMerge w:val="restart"/>
-          </w:tcPr>
-          <w:p>
-            <w:pPr>
-              <w:rPr>
-                <w:lang w:val="en-US"/>
-              </w:rPr>
-            </w:pPr>
-            <w:r>
-              <w:t>Запрещенное состояние (</w:t>
-            </w:r>
-            <w:r>
-              <w:rPr>
-                <w:lang w:val="en-US"/>
-              </w:rPr>
-              <w:t>Q=Q’</w:t>
-            </w:r>
-            <w:r>
-              <w:t>)</w:t>
-            </w:r>
-          </w:p>
-        </w:tc>
-      </w:tr>
-      <w:tr>
-        <w:tc>
-          <w:tcPr>
-            <w:tcW w:w="1869" w:type="dxa"/>
-          </w:tcPr>
-          <w:p>
-            <w:r>
-              <w:t>1</w:t>
-            </w:r>
-          </w:p>
-        </w:tc>
-        <w:tc>
-          <w:tcPr>
-            <w:tcW w:w="1869" w:type="dxa"/>
-          </w:tcPr>
-          <w:p>
-            <w:r>
-              <w:t>1</w:t>
-            </w:r>
-          </w:p>
-        </w:tc>
-        <w:tc>
-          <w:tcPr>
-            <w:tcW w:w="1869" w:type="dxa"/>
-          </w:tcPr>
-          <w:p>
-            <w:r>
-              <w:t>1</w:t>
-            </w:r>
-          </w:p>
-        </w:tc>
-        <w:tc>
-          <w:tcPr>
-            <w:tcW w:w="1869" w:type="dxa"/>
-          </w:tcPr>
-          <w:p>
-            <w:r>
-              <w:t>X</w:t>
-            </w:r>
-            <w:bookmarkStart w:id="0" w:name="_GoBack"/>
-            <w:bookmarkEnd w:id="0"/>
-          </w:p>
-        </w:tc>
-        <w:tc>
-          <w:tcPr>
-            <w:tcW w:w="1869" w:type="dxa"/>
-            <w:vMerge/>
-          </w:tcPr>
-          <w:p/>
+            <w:pPr>
+              <w:rPr>
+                <w:lang w:val="en-US"/>
+              </w:rPr>
+            </w:pPr>
+            <w:r>
+              <w:t>1</w:t>
+            </w:r>
+            <w:r>
+              <w:rPr>
+                <w:lang w:val="en-US"/>
+              </w:rPr>
+              <w:t>-&gt;0</w:t>
+            </w:r>
+          </w:p>
+        </w:tc>
+        <w:tc>
+          <w:tcPr>
+            <w:tcW w:w="1869" w:type="dxa"/>
+          </w:tcPr>
+          <w:p>
+            <w:r>
+              <w:t>1</w:t>
+            </w:r>
+          </w:p>
+        </w:tc>
+        <w:tc>
+          <w:tcPr>
+            <w:tcW w:w="1869" w:type="dxa"/>
+          </w:tcPr>
+          <w:p>
+            <w:r>
+              <w:t>1</w:t>
+            </w:r>
+          </w:p>
         </w:tc>
       </w:tr>
     </w:tbl>
     <w:p/>
     <w:p>
       <w:r>
-        <w:t>Таблица истинности для асин</w:t>
+        <w:t>Таблица истинности для син</w:t>
       </w:r>
       <w:r>
         <w:t>х</w:t>
       </w:r>
       <w:r>
-        <w:t xml:space="preserve">ронного RS- </w:t>
+        <w:t>ронного T</w:t>
       </w:r>
       <w:r>
-        <w:t>триггера, управляемого нулями</w:t>
+        <w:t xml:space="preserve">- </w:t>
+      </w:r>
+      <w:r>
+        <w:t>триггера</w:t>
       </w:r>
     </w:p>
     <w:tbl>
@@ -615,7 +480,6 @@
         <w:gridCol w:w="1869"/>
         <w:gridCol w:w="1869"/>
         <w:gridCol w:w="1869"/>
-        <w:gridCol w:w="1869"/>
       </w:tblGrid>
       <w:tr>
         <w:tc>
@@ -632,25 +496,25 @@
               <w:rPr>
                 <w:lang w:val="en-US"/>
               </w:rPr>
-              <w:t>S</w:t>
-            </w:r>
-          </w:p>
-        </w:tc>
-        <w:tc>
-          <w:tcPr>
-            <w:tcW w:w="1869" w:type="dxa"/>
-          </w:tcPr>
-          <w:p>
-            <w:pPr>
-              <w:rPr>
-                <w:lang w:val="en-US"/>
-              </w:rPr>
-            </w:pPr>
-            <w:r>
-              <w:rPr>
-                <w:lang w:val="en-US"/>
-              </w:rPr>
-              <w:t>R</w:t>
+              <w:t>CLK</w:t>
+            </w:r>
+          </w:p>
+        </w:tc>
+        <w:tc>
+          <w:tcPr>
+            <w:tcW w:w="1869" w:type="dxa"/>
+          </w:tcPr>
+          <w:p>
+            <w:pPr>
+              <w:rPr>
+                <w:lang w:val="en-US"/>
+              </w:rPr>
+            </w:pPr>
+            <w:r>
+              <w:rPr>
+                <w:lang w:val="en-US"/>
+              </w:rPr>
+              <w:t>T</w:t>
             </w:r>
           </w:p>
         </w:tc>
@@ -688,26 +552,6 @@
               </w:rPr>
               <w:t>Q(t+1)</w:t>
             </w:r>
-          </w:p>
-        </w:tc>
-        <w:tc>
-          <w:tcPr>
-            <w:tcW w:w="1869" w:type="dxa"/>
-          </w:tcPr>
-          <w:p>
-            <w:pPr>
-              <w:rPr>
-                <w:lang w:val="en-US"/>
-              </w:rPr>
-            </w:pPr>
-            <w:proofErr w:type="spellStart"/>
-            <w:r>
-              <w:rPr>
-                <w:lang w:val="en-US"/>
-              </w:rPr>
-              <w:t>Комментарий</w:t>
-            </w:r>
-            <w:proofErr w:type="spellEnd"/>
           </w:p>
         </w:tc>
       </w:tr>
@@ -726,72 +570,61 @@
               <w:rPr>
                 <w:lang w:val="en-US"/>
               </w:rPr>
-              <w:t>0</w:t>
-            </w:r>
-          </w:p>
-        </w:tc>
-        <w:tc>
-          <w:tcPr>
-            <w:tcW w:w="1869" w:type="dxa"/>
-          </w:tcPr>
-          <w:p>
-            <w:pPr>
-              <w:rPr>
-                <w:lang w:val="en-US"/>
-              </w:rPr>
-            </w:pPr>
-            <w:r>
-              <w:rPr>
-                <w:lang w:val="en-US"/>
-              </w:rPr>
-              <w:t>0</w:t>
-            </w:r>
-          </w:p>
-        </w:tc>
-        <w:tc>
-          <w:tcPr>
-            <w:tcW w:w="1869" w:type="dxa"/>
-          </w:tcPr>
-          <w:p>
-            <w:pPr>
-              <w:rPr>
-                <w:lang w:val="en-US"/>
-              </w:rPr>
-            </w:pPr>
-            <w:r>
-              <w:rPr>
-                <w:lang w:val="en-US"/>
-              </w:rPr>
-              <w:t>0</w:t>
-            </w:r>
-          </w:p>
-        </w:tc>
-        <w:tc>
-          <w:tcPr>
-            <w:tcW w:w="1869" w:type="dxa"/>
-          </w:tcPr>
-          <w:p>
-            <w:pPr>
-              <w:rPr>
-                <w:lang w:val="en-US"/>
-              </w:rPr>
-            </w:pPr>
-            <w:r>
-              <w:rPr>
-                <w:lang w:val="en-US"/>
-              </w:rPr>
-              <w:t>X</w:t>
-            </w:r>
-          </w:p>
-        </w:tc>
-        <w:tc>
-          <w:tcPr>
-            <w:tcW w:w="1869" w:type="dxa"/>
-            <w:vMerge w:val="restart"/>
-          </w:tcPr>
-          <w:p>
-            <w:r>
-              <w:t>Запрещенное состояние (Q=Q’)</w:t>
+              <w:t>0 -&gt; 1</w:t>
+            </w:r>
+          </w:p>
+        </w:tc>
+        <w:tc>
+          <w:tcPr>
+            <w:tcW w:w="1869" w:type="dxa"/>
+          </w:tcPr>
+          <w:p>
+            <w:pPr>
+              <w:rPr>
+                <w:lang w:val="en-US"/>
+              </w:rPr>
+            </w:pPr>
+            <w:r>
+              <w:rPr>
+                <w:lang w:val="en-US"/>
+              </w:rPr>
+              <w:t>0</w:t>
+            </w:r>
+          </w:p>
+        </w:tc>
+        <w:tc>
+          <w:tcPr>
+            <w:tcW w:w="1869" w:type="dxa"/>
+          </w:tcPr>
+          <w:p>
+            <w:pPr>
+              <w:rPr>
+                <w:lang w:val="en-US"/>
+              </w:rPr>
+            </w:pPr>
+            <w:r>
+              <w:rPr>
+                <w:lang w:val="en-US"/>
+              </w:rPr>
+              <w:t>0</w:t>
+            </w:r>
+          </w:p>
+        </w:tc>
+        <w:tc>
+          <w:tcPr>
+            <w:tcW w:w="1869" w:type="dxa"/>
+          </w:tcPr>
+          <w:p>
+            <w:pPr>
+              <w:rPr>
+                <w:lang w:val="en-US"/>
+              </w:rPr>
+            </w:pPr>
+            <w:r>
+              <w:rPr>
+                <w:lang w:val="en-US"/>
+              </w:rPr>
+              <w:t>0</w:t>
             </w:r>
           </w:p>
         </w:tc>
@@ -802,47 +635,51 @@
             <w:tcW w:w="1869" w:type="dxa"/>
           </w:tcPr>
           <w:p>
-            <w:r>
-              <w:t>0</w:t>
-            </w:r>
-          </w:p>
-        </w:tc>
-        <w:tc>
-          <w:tcPr>
-            <w:tcW w:w="1869" w:type="dxa"/>
-          </w:tcPr>
-          <w:p>
-            <w:r>
-              <w:t>0</w:t>
-            </w:r>
-          </w:p>
-        </w:tc>
-        <w:tc>
-          <w:tcPr>
-            <w:tcW w:w="1869" w:type="dxa"/>
-          </w:tcPr>
-          <w:p>
-            <w:r>
-              <w:t>1</w:t>
-            </w:r>
-          </w:p>
-        </w:tc>
-        <w:tc>
-          <w:tcPr>
-            <w:tcW w:w="1869" w:type="dxa"/>
-          </w:tcPr>
-          <w:p>
-            <w:r>
-              <w:t>X</w:t>
-            </w:r>
-          </w:p>
-        </w:tc>
-        <w:tc>
-          <w:tcPr>
-            <w:tcW w:w="1869" w:type="dxa"/>
-            <w:vMerge/>
-          </w:tcPr>
-          <w:p/>
+            <w:pPr>
+              <w:rPr>
+                <w:lang w:val="en-US"/>
+              </w:rPr>
+            </w:pPr>
+            <w:r>
+              <w:t>0</w:t>
+            </w:r>
+            <w:r>
+              <w:rPr>
+                <w:lang w:val="en-US"/>
+              </w:rPr>
+              <w:t xml:space="preserve"> -&gt; 1</w:t>
+            </w:r>
+          </w:p>
+        </w:tc>
+        <w:tc>
+          <w:tcPr>
+            <w:tcW w:w="1869" w:type="dxa"/>
+          </w:tcPr>
+          <w:p>
+            <w:r>
+              <w:t>0</w:t>
+            </w:r>
+          </w:p>
+        </w:tc>
+        <w:tc>
+          <w:tcPr>
+            <w:tcW w:w="1869" w:type="dxa"/>
+          </w:tcPr>
+          <w:p>
+            <w:r>
+              <w:t>1</w:t>
+            </w:r>
+          </w:p>
+        </w:tc>
+        <w:tc>
+          <w:tcPr>
+            <w:tcW w:w="1869" w:type="dxa"/>
+          </w:tcPr>
+          <w:p>
+            <w:r>
+              <w:t>1</w:t>
+            </w:r>
+          </w:p>
         </w:tc>
       </w:tr>
       <w:tr>
@@ -851,49 +688,49 @@
             <w:tcW w:w="1869" w:type="dxa"/>
           </w:tcPr>
           <w:p>
-            <w:r>
-              <w:t>0</w:t>
-            </w:r>
-          </w:p>
-        </w:tc>
-        <w:tc>
-          <w:tcPr>
-            <w:tcW w:w="1869" w:type="dxa"/>
-          </w:tcPr>
-          <w:p>
-            <w:r>
-              <w:t>1</w:t>
-            </w:r>
-          </w:p>
-        </w:tc>
-        <w:tc>
-          <w:tcPr>
-            <w:tcW w:w="1869" w:type="dxa"/>
-          </w:tcPr>
-          <w:p>
-            <w:r>
-              <w:t>1</w:t>
-            </w:r>
-          </w:p>
-        </w:tc>
-        <w:tc>
-          <w:tcPr>
-            <w:tcW w:w="1869" w:type="dxa"/>
-          </w:tcPr>
-          <w:p>
-            <w:r>
-              <w:t>1</w:t>
-            </w:r>
-          </w:p>
-        </w:tc>
-        <w:tc>
-          <w:tcPr>
-            <w:tcW w:w="1869" w:type="dxa"/>
-            <w:vMerge w:val="restart"/>
-          </w:tcPr>
-          <w:p>
-            <w:r>
-              <w:t>Установка 1</w:t>
+            <w:pPr>
+              <w:rPr>
+                <w:lang w:val="en-US"/>
+              </w:rPr>
+            </w:pPr>
+            <w:r>
+              <w:t>0</w:t>
+            </w:r>
+            <w:r>
+              <w:rPr>
+                <w:lang w:val="en-US"/>
+              </w:rPr>
+              <w:t xml:space="preserve"> -&gt;1</w:t>
+            </w:r>
+          </w:p>
+        </w:tc>
+        <w:tc>
+          <w:tcPr>
+            <w:tcW w:w="1869" w:type="dxa"/>
+          </w:tcPr>
+          <w:p>
+            <w:r>
+              <w:t>1</w:t>
+            </w:r>
+          </w:p>
+        </w:tc>
+        <w:tc>
+          <w:tcPr>
+            <w:tcW w:w="1869" w:type="dxa"/>
+          </w:tcPr>
+          <w:p>
+            <w:r>
+              <w:t>0</w:t>
+            </w:r>
+          </w:p>
+        </w:tc>
+        <w:tc>
+          <w:tcPr>
+            <w:tcW w:w="1869" w:type="dxa"/>
+          </w:tcPr>
+          <w:p>
+            <w:r>
+              <w:t>1</w:t>
             </w:r>
           </w:p>
         </w:tc>
@@ -904,256 +741,51 @@
             <w:tcW w:w="1869" w:type="dxa"/>
           </w:tcPr>
           <w:p>
-            <w:r>
-              <w:t>0</w:t>
-            </w:r>
-          </w:p>
-        </w:tc>
-        <w:tc>
-          <w:tcPr>
-            <w:tcW w:w="1869" w:type="dxa"/>
-          </w:tcPr>
-          <w:p>
-            <w:r>
-              <w:t>1</w:t>
-            </w:r>
-          </w:p>
-        </w:tc>
-        <w:tc>
-          <w:tcPr>
-            <w:tcW w:w="1869" w:type="dxa"/>
-          </w:tcPr>
-          <w:p>
-            <w:r>
-              <w:t>0</w:t>
-            </w:r>
-          </w:p>
-        </w:tc>
-        <w:tc>
-          <w:tcPr>
-            <w:tcW w:w="1869" w:type="dxa"/>
-          </w:tcPr>
-          <w:p>
-            <w:r>
-              <w:t>1</w:t>
-            </w:r>
-          </w:p>
-        </w:tc>
-        <w:tc>
-          <w:tcPr>
-            <w:tcW w:w="1869" w:type="dxa"/>
-            <w:vMerge/>
-          </w:tcPr>
-          <w:p/>
-        </w:tc>
-      </w:tr>
-      <w:tr>
-        <w:tc>
-          <w:tcPr>
-            <w:tcW w:w="1869" w:type="dxa"/>
-          </w:tcPr>
-          <w:p>
-            <w:r>
-              <w:t>1</w:t>
-            </w:r>
-          </w:p>
-        </w:tc>
-        <w:tc>
-          <w:tcPr>
-            <w:tcW w:w="1869" w:type="dxa"/>
-          </w:tcPr>
-          <w:p>
-            <w:r>
-              <w:t>0</w:t>
-            </w:r>
-          </w:p>
-        </w:tc>
-        <w:tc>
-          <w:tcPr>
-            <w:tcW w:w="1869" w:type="dxa"/>
-          </w:tcPr>
-          <w:p>
-            <w:r>
-              <w:t>0</w:t>
-            </w:r>
-          </w:p>
-        </w:tc>
-        <w:tc>
-          <w:tcPr>
-            <w:tcW w:w="1869" w:type="dxa"/>
-          </w:tcPr>
-          <w:p>
-            <w:r>
-              <w:t>0</w:t>
-            </w:r>
-          </w:p>
-        </w:tc>
-        <w:tc>
-          <w:tcPr>
-            <w:tcW w:w="1869" w:type="dxa"/>
-            <w:vMerge w:val="restart"/>
-          </w:tcPr>
-          <w:p>
-            <w:r>
-              <w:t>сброс</w:t>
-            </w:r>
-          </w:p>
-        </w:tc>
-      </w:tr>
-      <w:tr>
-        <w:tc>
-          <w:tcPr>
-            <w:tcW w:w="1869" w:type="dxa"/>
-          </w:tcPr>
-          <w:p>
-            <w:r>
-              <w:t>1</w:t>
-            </w:r>
-          </w:p>
-        </w:tc>
-        <w:tc>
-          <w:tcPr>
-            <w:tcW w:w="1869" w:type="dxa"/>
-          </w:tcPr>
-          <w:p>
-            <w:r>
-              <w:t>0</w:t>
-            </w:r>
-          </w:p>
-        </w:tc>
-        <w:tc>
-          <w:tcPr>
-            <w:tcW w:w="1869" w:type="dxa"/>
-          </w:tcPr>
-          <w:p>
-            <w:r>
-              <w:t>1</w:t>
-            </w:r>
-          </w:p>
-        </w:tc>
-        <w:tc>
-          <w:tcPr>
-            <w:tcW w:w="1869" w:type="dxa"/>
-          </w:tcPr>
-          <w:p>
-            <w:r>
-              <w:t>0</w:t>
-            </w:r>
-          </w:p>
-        </w:tc>
-        <w:tc>
-          <w:tcPr>
-            <w:tcW w:w="1869" w:type="dxa"/>
-            <w:vMerge/>
-          </w:tcPr>
-          <w:p/>
-        </w:tc>
-      </w:tr>
-      <w:tr>
-        <w:tc>
-          <w:tcPr>
-            <w:tcW w:w="1869" w:type="dxa"/>
-          </w:tcPr>
-          <w:p>
-            <w:r>
-              <w:t>1</w:t>
-            </w:r>
-          </w:p>
-        </w:tc>
-        <w:tc>
-          <w:tcPr>
-            <w:tcW w:w="1869" w:type="dxa"/>
-          </w:tcPr>
-          <w:p>
-            <w:r>
-              <w:t>1</w:t>
-            </w:r>
-          </w:p>
-        </w:tc>
-        <w:tc>
-          <w:tcPr>
-            <w:tcW w:w="1869" w:type="dxa"/>
-          </w:tcPr>
-          <w:p>
-            <w:r>
-              <w:t>0</w:t>
-            </w:r>
-          </w:p>
-        </w:tc>
-        <w:tc>
-          <w:tcPr>
-            <w:tcW w:w="1869" w:type="dxa"/>
-          </w:tcPr>
-          <w:p>
-            <w:r>
-              <w:t>0</w:t>
-            </w:r>
-          </w:p>
-        </w:tc>
-        <w:tc>
-          <w:tcPr>
-            <w:tcW w:w="1869" w:type="dxa"/>
-            <w:vMerge w:val="restart"/>
-          </w:tcPr>
-          <w:p>
-            <w:pPr>
-              <w:rPr>
-                <w:lang w:val="en-US"/>
-              </w:rPr>
-            </w:pPr>
-            <w:r>
-              <w:t>Режим хранения информации</w:t>
-            </w:r>
-          </w:p>
-        </w:tc>
-      </w:tr>
-      <w:tr>
-        <w:tc>
-          <w:tcPr>
-            <w:tcW w:w="1869" w:type="dxa"/>
-          </w:tcPr>
-          <w:p>
-            <w:r>
-              <w:t>1</w:t>
-            </w:r>
-          </w:p>
-        </w:tc>
-        <w:tc>
-          <w:tcPr>
-            <w:tcW w:w="1869" w:type="dxa"/>
-          </w:tcPr>
-          <w:p>
-            <w:r>
-              <w:t>1</w:t>
-            </w:r>
-          </w:p>
-        </w:tc>
-        <w:tc>
-          <w:tcPr>
-            <w:tcW w:w="1869" w:type="dxa"/>
-          </w:tcPr>
-          <w:p>
-            <w:r>
-              <w:t>1</w:t>
-            </w:r>
-          </w:p>
-        </w:tc>
-        <w:tc>
-          <w:tcPr>
-            <w:tcW w:w="1869" w:type="dxa"/>
-          </w:tcPr>
-          <w:p>
-            <w:r>
-              <w:t>1</w:t>
-            </w:r>
-          </w:p>
-        </w:tc>
-        <w:tc>
-          <w:tcPr>
-            <w:tcW w:w="1869" w:type="dxa"/>
-            <w:vMerge/>
-          </w:tcPr>
-          <w:p/>
+            <w:pPr>
+              <w:rPr>
+                <w:lang w:val="en-US"/>
+              </w:rPr>
+            </w:pPr>
+            <w:r>
+              <w:t>0</w:t>
+            </w:r>
+            <w:r>
+              <w:rPr>
+                <w:lang w:val="en-US"/>
+              </w:rPr>
+              <w:t>-&gt;1</w:t>
+            </w:r>
+          </w:p>
+        </w:tc>
+        <w:tc>
+          <w:tcPr>
+            <w:tcW w:w="1869" w:type="dxa"/>
+          </w:tcPr>
+          <w:p>
+            <w:r>
+              <w:t>1</w:t>
+            </w:r>
+          </w:p>
+        </w:tc>
+        <w:tc>
+          <w:tcPr>
+            <w:tcW w:w="1869" w:type="dxa"/>
+          </w:tcPr>
+          <w:p>
+            <w:r>
+              <w:t>1</w:t>
+            </w:r>
+          </w:p>
+        </w:tc>
+        <w:tc>
+          <w:tcPr>
+            <w:tcW w:w="1869" w:type="dxa"/>
+          </w:tcPr>
+          <w:p>
+            <w:r>
+              <w:t>0</w:t>
+            </w:r>
+          </w:p>
         </w:tc>
       </w:tr>
     </w:tbl>
@@ -1163,10 +795,10 @@
         <w:t xml:space="preserve">Таблица истинности для </w:t>
       </w:r>
       <w:r>
-        <w:t>синхронного R</w:t>
+        <w:t>синхронного JK</w:t>
       </w:r>
       <w:r>
-        <w:t>S- триггера, управляемого единицами</w:t>
+        <w:t>- триггера</w:t>
       </w:r>
     </w:p>
     <w:tbl>
@@ -1198,7 +830,7 @@
               <w:rPr>
                 <w:lang w:val="en-US"/>
               </w:rPr>
-              <w:t>S</w:t>
+              <w:t>J</w:t>
             </w:r>
           </w:p>
         </w:tc>
@@ -1216,7 +848,7 @@
               <w:rPr>
                 <w:lang w:val="en-US"/>
               </w:rPr>
-              <w:t>R</w:t>
+              <w:t>K</w:t>
             </w:r>
           </w:p>
         </w:tc>
@@ -1235,6 +867,12 @@
                 <w:lang w:val="en-US"/>
               </w:rPr>
               <w:t>C</w:t>
+            </w:r>
+            <w:r>
+              <w:rPr>
+                <w:lang w:val="en-US"/>
+              </w:rPr>
+              <w:t>LK</w:t>
             </w:r>
           </w:p>
         </w:tc>
@@ -1346,7 +984,7 @@
               <w:rPr>
                 <w:lang w:val="en-US"/>
               </w:rPr>
-              <w:t>1</w:t>
+              <w:t>0-&gt;1</w:t>
             </w:r>
           </w:p>
         </w:tc>
@@ -1433,7 +1071,7 @@
               <w:rPr>
                 <w:lang w:val="en-US"/>
               </w:rPr>
-              <w:t>1</w:t>
+              <w:t>0-&gt;1</w:t>
             </w:r>
           </w:p>
         </w:tc>
@@ -1508,6 +1146,12 @@
               <w:rPr>
                 <w:lang w:val="en-US"/>
               </w:rPr>
+              <w:t>0-&gt;</w:t>
+            </w:r>
+            <w:r>
+              <w:rPr>
+                <w:lang w:val="en-US"/>
+              </w:rPr>
               <w:t>1</w:t>
             </w:r>
           </w:p>
@@ -1579,7 +1223,7 @@
               <w:rPr>
                 <w:lang w:val="en-US"/>
               </w:rPr>
-              <w:t>1</w:t>
+              <w:t>0-&gt;1</w:t>
             </w:r>
           </w:p>
         </w:tc>
@@ -1589,7 +1233,7 @@
           </w:tcPr>
           <w:p>
             <w:r>
-              <w:t>1</w:t>
+              <w:t>0</w:t>
             </w:r>
           </w:p>
         </w:tc>
@@ -1646,7 +1290,7 @@
               <w:rPr>
                 <w:lang w:val="en-US"/>
               </w:rPr>
-              <w:t>1</w:t>
+              <w:t>0-&gt;1</w:t>
             </w:r>
           </w:p>
         </w:tc>
@@ -1717,6 +1361,12 @@
               <w:rPr>
                 <w:lang w:val="en-US"/>
               </w:rPr>
+              <w:t>0-&gt;</w:t>
+            </w:r>
+            <w:r>
+              <w:rPr>
+                <w:lang w:val="en-US"/>
+              </w:rPr>
               <w:t>1</w:t>
             </w:r>
           </w:p>
@@ -1781,10 +1431,13 @@
               </w:rPr>
             </w:pPr>
             <w:r>
-              <w:rPr>
-                <w:lang w:val="en-US"/>
-              </w:rPr>
-              <w:t>1</w:t>
+              <w:t>0-</w:t>
+            </w:r>
+            <w:r>
+              <w:rPr>
+                <w:lang w:val="en-US"/>
+              </w:rPr>
+              <w:t>&gt;1</w:t>
             </w:r>
           </w:p>
         </w:tc>
@@ -1803,8 +1456,16 @@
             <w:tcW w:w="1599" w:type="dxa"/>
           </w:tcPr>
           <w:p>
-            <w:r>
-              <w:t>X</w:t>
+            <w:pPr>
+              <w:rPr>
+                <w:lang w:val="en-US"/>
+              </w:rPr>
+            </w:pPr>
+            <w:r>
+              <w:rPr>
+                <w:lang w:val="en-US"/>
+              </w:rPr>
+              <w:t>1</w:t>
             </w:r>
           </w:p>
         </w:tc>
@@ -1820,7 +1481,7 @@
               </w:rPr>
             </w:pPr>
             <w:r>
-              <w:t>Запрещенное состояние (Q=Q’)</w:t>
+              <w:t>Счетный режим</w:t>
             </w:r>
           </w:p>
         </w:tc>
@@ -1860,7 +1521,7 @@
               <w:rPr>
                 <w:lang w:val="en-US"/>
               </w:rPr>
-              <w:t>1</w:t>
+              <w:t>0-&gt;1</w:t>
             </w:r>
           </w:p>
         </w:tc>
@@ -1880,210 +1541,10 @@
           </w:tcPr>
           <w:p>
             <w:r>
-              <w:t>X</w:t>
-            </w:r>
-          </w:p>
-        </w:tc>
-        <w:tc>
-          <w:tcPr>
-            <w:tcW w:w="1782" w:type="dxa"/>
-            <w:vMerge/>
-          </w:tcPr>
-          <w:p/>
-        </w:tc>
-      </w:tr>
-      <w:tr>
-        <w:tc>
-          <w:tcPr>
-            <w:tcW w:w="1482" w:type="dxa"/>
-          </w:tcPr>
-          <w:p>
-            <w:pPr>
-              <w:rPr>
-                <w:lang w:val="en-US"/>
-              </w:rPr>
-            </w:pPr>
-            <w:r>
-              <w:rPr>
-                <w:lang w:val="en-US"/>
-              </w:rPr>
-              <w:t>*</w:t>
-            </w:r>
-          </w:p>
-        </w:tc>
-        <w:tc>
-          <w:tcPr>
-            <w:tcW w:w="1484" w:type="dxa"/>
-          </w:tcPr>
-          <w:p>
-            <w:pPr>
-              <w:rPr>
-                <w:lang w:val="en-US"/>
-              </w:rPr>
-            </w:pPr>
-            <w:r>
-              <w:rPr>
-                <w:lang w:val="en-US"/>
-              </w:rPr>
-              <w:t>*</w:t>
-            </w:r>
-          </w:p>
-        </w:tc>
-        <w:tc>
-          <w:tcPr>
-            <w:tcW w:w="1455" w:type="dxa"/>
-          </w:tcPr>
-          <w:p>
-            <w:pPr>
-              <w:rPr>
-                <w:lang w:val="en-US"/>
-              </w:rPr>
-            </w:pPr>
-            <w:r>
-              <w:rPr>
-                <w:lang w:val="en-US"/>
-              </w:rPr>
-              <w:t>0</w:t>
-            </w:r>
-          </w:p>
-        </w:tc>
-        <w:tc>
-          <w:tcPr>
-            <w:tcW w:w="1543" w:type="dxa"/>
-          </w:tcPr>
-          <w:p>
-            <w:pPr>
-              <w:rPr>
-                <w:lang w:val="en-US"/>
-              </w:rPr>
-            </w:pPr>
-            <w:r>
-              <w:rPr>
-                <w:lang w:val="en-US"/>
-              </w:rPr>
-              <w:t>0</w:t>
-            </w:r>
-          </w:p>
-        </w:tc>
-        <w:tc>
-          <w:tcPr>
-            <w:tcW w:w="1599" w:type="dxa"/>
-          </w:tcPr>
-          <w:p>
-            <w:pPr>
-              <w:rPr>
-                <w:lang w:val="en-US"/>
-              </w:rPr>
-            </w:pPr>
-            <w:r>
-              <w:rPr>
-                <w:lang w:val="en-US"/>
-              </w:rPr>
-              <w:t>0</w:t>
-            </w:r>
-          </w:p>
-        </w:tc>
-        <w:tc>
-          <w:tcPr>
-            <w:tcW w:w="1782" w:type="dxa"/>
-            <w:vMerge w:val="restart"/>
-          </w:tcPr>
-          <w:p>
-            <w:r>
-              <w:t>Режим хранения информации</w:t>
-            </w:r>
-          </w:p>
-        </w:tc>
-      </w:tr>
-      <w:tr>
-        <w:tc>
-          <w:tcPr>
-            <w:tcW w:w="1482" w:type="dxa"/>
-          </w:tcPr>
-          <w:p>
-            <w:pPr>
-              <w:rPr>
-                <w:lang w:val="en-US"/>
-              </w:rPr>
-            </w:pPr>
-            <w:r>
-              <w:rPr>
-                <w:lang w:val="en-US"/>
-              </w:rPr>
-              <w:t>*</w:t>
-            </w:r>
-          </w:p>
-        </w:tc>
-        <w:tc>
-          <w:tcPr>
-            <w:tcW w:w="1484" w:type="dxa"/>
-          </w:tcPr>
-          <w:p>
-            <w:pPr>
-              <w:rPr>
-                <w:lang w:val="en-US"/>
-              </w:rPr>
-            </w:pPr>
-            <w:r>
-              <w:rPr>
-                <w:lang w:val="en-US"/>
-              </w:rPr>
-              <w:t>*</w:t>
-            </w:r>
-          </w:p>
-        </w:tc>
-        <w:tc>
-          <w:tcPr>
-            <w:tcW w:w="1455" w:type="dxa"/>
-          </w:tcPr>
-          <w:p>
-            <w:pPr>
-              <w:rPr>
-                <w:lang w:val="en-US"/>
-              </w:rPr>
-            </w:pPr>
-            <w:r>
-              <w:rPr>
-                <w:lang w:val="en-US"/>
-              </w:rPr>
-              <w:t>0</w:t>
-            </w:r>
-          </w:p>
-        </w:tc>
-        <w:tc>
-          <w:tcPr>
-            <w:tcW w:w="1543" w:type="dxa"/>
-          </w:tcPr>
-          <w:p>
-            <w:pPr>
-              <w:rPr>
-                <w:lang w:val="en-US"/>
-              </w:rPr>
-            </w:pPr>
-            <w:r>
-              <w:rPr>
-                <w:lang w:val="en-US"/>
-              </w:rPr>
-              <w:t>1</w:t>
-            </w:r>
-          </w:p>
-        </w:tc>
-        <w:tc>
-          <w:tcPr>
-            <w:tcW w:w="1599" w:type="dxa"/>
-          </w:tcPr>
-          <w:p>
-            <w:pPr>
-              <w:rPr>
-                <w:lang w:val="en-US"/>
-              </w:rPr>
-            </w:pPr>
-            <w:r>
-              <w:rPr>
-                <w:lang w:val="en-US"/>
-              </w:rPr>
-              <w:t>1</w:t>
-            </w:r>
+              <w:t>0</w:t>
+            </w:r>
+            <w:bookmarkStart w:id="0" w:name="_GoBack"/>
+            <w:bookmarkEnd w:id="0"/>
           </w:p>
         </w:tc>
         <w:tc>
